--- a/작업일지/Week_12(250623-250706).docx
+++ b/작업일지/Week_12(250623-250706).docx
@@ -768,7 +768,7 @@
         <w:ind w:leftChars="0"/>
         <w:jc w:val="left"/>
         <w:rPr>
-          <w:rFonts w:asciiTheme="majorEastAsia" w:eastAsiaTheme="majorEastAsia" w:hAnsiTheme="majorEastAsia" w:hint="eastAsia"/>
+          <w:rFonts w:asciiTheme="majorEastAsia" w:eastAsiaTheme="majorEastAsia" w:hAnsiTheme="majorEastAsia"/>
           <w:bCs/>
           <w:color w:val="000000"/>
         </w:rPr>
@@ -830,7 +830,7 @@
         <w:spacing w:after="0" w:line="240" w:lineRule="auto"/>
         <w:jc w:val="left"/>
         <w:rPr>
-          <w:rFonts w:asciiTheme="majorEastAsia" w:eastAsiaTheme="majorEastAsia" w:hAnsiTheme="majorEastAsia" w:hint="eastAsia"/>
+          <w:rFonts w:asciiTheme="majorEastAsia" w:eastAsiaTheme="majorEastAsia" w:hAnsiTheme="majorEastAsia"/>
           <w:b/>
           <w:color w:val="000000"/>
           <w:sz w:val="22"/>
@@ -856,7 +856,7 @@
         <w:ind w:leftChars="0"/>
         <w:jc w:val="left"/>
         <w:rPr>
-          <w:rFonts w:asciiTheme="majorEastAsia" w:eastAsiaTheme="majorEastAsia" w:hAnsiTheme="majorEastAsia" w:hint="eastAsia"/>
+          <w:rFonts w:asciiTheme="majorEastAsia" w:eastAsiaTheme="majorEastAsia" w:hAnsiTheme="majorEastAsia"/>
           <w:b/>
           <w:color w:val="000000"/>
           <w:sz w:val="22"/>
@@ -1126,7 +1126,7 @@
         <w:ind w:leftChars="0"/>
         <w:jc w:val="left"/>
         <w:rPr>
-          <w:rFonts w:asciiTheme="majorEastAsia" w:eastAsiaTheme="majorEastAsia" w:hAnsiTheme="majorEastAsia" w:hint="eastAsia"/>
+          <w:rFonts w:asciiTheme="majorEastAsia" w:eastAsiaTheme="majorEastAsia" w:hAnsiTheme="majorEastAsia"/>
           <w:bCs/>
           <w:color w:val="000000"/>
         </w:rPr>
@@ -1244,7 +1244,7 @@
         <w:spacing w:line="240" w:lineRule="auto"/>
         <w:ind w:leftChars="0"/>
         <w:rPr>
-          <w:rFonts w:asciiTheme="majorEastAsia" w:eastAsiaTheme="majorEastAsia" w:hAnsiTheme="majorEastAsia" w:hint="eastAsia"/>
+          <w:rFonts w:asciiTheme="majorEastAsia" w:eastAsiaTheme="majorEastAsia" w:hAnsiTheme="majorEastAsia"/>
           <w:bCs/>
           <w:color w:val="000000"/>
         </w:rPr>
@@ -1262,7 +1262,7 @@
       <w:pPr>
         <w:spacing w:line="240" w:lineRule="auto"/>
         <w:rPr>
-          <w:rFonts w:asciiTheme="majorEastAsia" w:eastAsiaTheme="majorEastAsia" w:hAnsiTheme="majorEastAsia" w:hint="eastAsia"/>
+          <w:rFonts w:asciiTheme="majorEastAsia" w:eastAsiaTheme="majorEastAsia" w:hAnsiTheme="majorEastAsia"/>
           <w:bCs/>
           <w:color w:val="000000"/>
         </w:rPr>
@@ -1575,7 +1575,7 @@
         <w:ind w:leftChars="0"/>
         <w:jc w:val="left"/>
         <w:rPr>
-          <w:rFonts w:asciiTheme="majorEastAsia" w:eastAsiaTheme="majorEastAsia" w:hAnsiTheme="majorEastAsia" w:hint="eastAsia"/>
+          <w:rFonts w:asciiTheme="majorEastAsia" w:eastAsiaTheme="majorEastAsia" w:hAnsiTheme="majorEastAsia"/>
           <w:bCs/>
           <w:color w:val="000000"/>
         </w:rPr>
@@ -1827,7 +1827,7 @@
         <w:spacing w:after="0" w:line="240" w:lineRule="auto"/>
         <w:jc w:val="left"/>
         <w:rPr>
-          <w:rFonts w:asciiTheme="majorEastAsia" w:eastAsiaTheme="majorEastAsia" w:hAnsiTheme="majorEastAsia" w:hint="eastAsia"/>
+          <w:rFonts w:asciiTheme="majorEastAsia" w:eastAsiaTheme="majorEastAsia" w:hAnsiTheme="majorEastAsia"/>
           <w:bCs/>
           <w:color w:val="000000"/>
         </w:rPr>
@@ -1989,7 +1989,7 @@
         <w:spacing w:after="0" w:line="240" w:lineRule="auto"/>
         <w:jc w:val="left"/>
         <w:rPr>
-          <w:rFonts w:asciiTheme="majorEastAsia" w:eastAsiaTheme="majorEastAsia" w:hAnsiTheme="majorEastAsia" w:hint="eastAsia"/>
+          <w:rFonts w:asciiTheme="majorEastAsia" w:eastAsiaTheme="majorEastAsia" w:hAnsiTheme="majorEastAsia"/>
           <w:bCs/>
           <w:color w:val="000000"/>
         </w:rPr>
@@ -2125,7 +2125,7 @@
         <w:ind w:leftChars="0"/>
         <w:jc w:val="left"/>
         <w:rPr>
-          <w:rFonts w:asciiTheme="majorEastAsia" w:eastAsiaTheme="majorEastAsia" w:hAnsiTheme="majorEastAsia" w:hint="eastAsia"/>
+          <w:rFonts w:asciiTheme="majorEastAsia" w:eastAsiaTheme="majorEastAsia" w:hAnsiTheme="majorEastAsia"/>
           <w:bCs/>
           <w:color w:val="000000"/>
         </w:rPr>
@@ -2383,7 +2383,7 @@
             <w:pPr>
               <w:jc w:val="center"/>
               <w:rPr>
-                <w:rFonts w:asciiTheme="majorEastAsia" w:eastAsiaTheme="majorEastAsia" w:hAnsiTheme="majorEastAsia" w:hint="eastAsia"/>
+                <w:rFonts w:asciiTheme="majorEastAsia" w:eastAsiaTheme="majorEastAsia" w:hAnsiTheme="majorEastAsia"/>
               </w:rPr>
             </w:pPr>
             <w:r>
@@ -2438,14 +2438,7 @@
               <w:rPr>
                 <w:rFonts w:asciiTheme="majorEastAsia" w:eastAsiaTheme="majorEastAsia" w:hAnsiTheme="majorEastAsia"/>
               </w:rPr>
-              <w:t>.</w:t>
-            </w:r>
-            <w:proofErr w:type="gramStart"/>
-            <w:r>
-              <w:rPr>
-                <w:rFonts w:asciiTheme="majorEastAsia" w:eastAsiaTheme="majorEastAsia" w:hAnsiTheme="majorEastAsia"/>
-              </w:rPr>
-              <w:t>0</w:t>
+              <w:t>.0</w:t>
             </w:r>
             <w:r>
               <w:rPr>
@@ -2461,16 +2454,9 @@
             </w:r>
             <w:r>
               <w:rPr>
-                <w:rFonts w:asciiTheme="majorEastAsia" w:eastAsiaTheme="majorEastAsia" w:hAnsiTheme="majorEastAsia" w:hint="eastAsia"/>
-              </w:rPr>
-              <w:t>*</w:t>
-            </w:r>
-            <w:proofErr w:type="gramEnd"/>
-            <w:r>
-              <w:rPr>
-                <w:rFonts w:asciiTheme="majorEastAsia" w:eastAsiaTheme="majorEastAsia" w:hAnsiTheme="majorEastAsia" w:hint="eastAsia"/>
-              </w:rPr>
-              <w:t>*</w:t>
+                <w:rFonts w:asciiTheme="majorEastAsia" w:eastAsiaTheme="majorEastAsia" w:hAnsiTheme="majorEastAsia"/>
+              </w:rPr>
+              <w:t>20</w:t>
             </w:r>
           </w:p>
         </w:tc>
